--- a/DoLeVietAnh_Day22_onepager.docx
+++ b/DoLeVietAnh_Day22_onepager.docx
@@ -83,7 +83,7 @@
           <w:szCs w:val="18"/>
           <w:rtl w:val="0"/>
         </w:rPr>
-        <w:t>Tên / Nhóm: [điền tên bạn / nhóm]     Sản phẩm: Styfit — AI phối đồ cho 18–30 tuổi</w:t>
+        <w:t>Tên: Đỗ Lê Việt Anh (MHV 2A202602491, làm cá nhân)     Sản phẩm: Styfit — AI phối đồ cho 18–30 tuổi</w:t>
       </w:r>
       <w:r>
         <w:rPr>
